--- a/dokumenty/Provozni_podminky_krouzku_a_clenstvi.docx
+++ b/dokumenty/Provozni_podminky_krouzku_a_clenstvi.docx
@@ -38,7 +38,7 @@
     </w:p>
     <w:p>
       <w:r>
-        <w:t>Pravidelné dětské kroužky a tréninkové skupiny v HUDY Boulder Karlín jsou od 1. 8. 2026 organizované klubem Rock'n'Wall Praha z.s.</w:t>
+        <w:t>Pravidelné dětské kroužky a tréninkové skupiny v HUDY Boulder Karlín jsou od 6. 7. 2026 organizované klubem Rock'n'Wall Praha z.s.</w:t>
       </w:r>
     </w:p>
     <w:p>
